--- a/docs/hub/estate/Faculty of Health and Education/Department of Health/Programme Documents/Nursing and Care/Programme specification Nursing and Care.docx
+++ b/docs/hub/estate/Faculty of Health and Education/Department of Health/Programme Documents/Nursing and Care/Programme specification Nursing and Care.docx
@@ -157,7 +157,7 @@
           <w:p>
             <w:r>
               <w:rPr/>
-              <w:t>Diploma of Higher Education in Nursing and Care (two years, full time), leading to registration via the partner route</w:t>
+              <w:t>Bachelor of Science with Honours in Nursing and Care, leading to eligibility for professional registration</w:t>
             </w:r>
           </w:p>
         </w:tc>
@@ -181,7 +181,7 @@
           <w:p>
             <w:r>
               <w:rPr/>
-              <w:t>Full time, two years</w:t>
+              <w:t>Full time, three years</w:t>
             </w:r>
           </w:p>
         </w:tc>
@@ -229,7 +229,7 @@
           <w:p>
             <w:r>
               <w:rPr/>
-              <w:t>1051</w:t>
+              <w:t>1051 (Year 3 restructured)</w:t>
             </w:r>
           </w:p>
         </w:tc>
@@ -302,7 +302,7 @@
       </w:pPr>
       <w:r>
         <w:rPr/>
-        <w:t>Assess, plan, implement and evaluate care under supervision and, by the end of Year 2, with increasing independence.</w:t>
+        <w:t>Assess, plan, implement and evaluate care under supervision and, by the end of Year 3, with the independence expected at the point of registration.</w:t>
       </w:r>
     </w:p>
     <w:p>
@@ -516,6 +516,52 @@
           </w:p>
         </w:tc>
       </w:tr>
+      <w:tr>
+        <w:tc>
+          <w:tcPr>
+            <w:tcW w:type="dxa" w:w="2160"/>
+          </w:tcPr>
+          <w:p>
+            <w:r>
+              <w:rPr/>
+              <w:t>3</w:t>
+            </w:r>
+          </w:p>
+        </w:tc>
+        <w:tc>
+          <w:tcPr>
+            <w:tcW w:type="dxa" w:w="2160"/>
+          </w:tcPr>
+          <w:p>
+            <w:r>
+              <w:rPr/>
+              <w:t>NC301 Leading Care (40); NC302 Quality Improvement Project (40); NC303 Complex Care (20); NC304 Transition to Practice (20)</w:t>
+            </w:r>
+          </w:p>
+        </w:tc>
+        <w:tc>
+          <w:tcPr>
+            <w:tcW w:type="dxa" w:w="2160"/>
+          </w:tcPr>
+          <w:p>
+            <w:r>
+              <w:rPr/>
+              <w:t>120</w:t>
+            </w:r>
+          </w:p>
+        </w:tc>
+        <w:tc>
+          <w:tcPr>
+            <w:tcW w:type="dxa" w:w="2160"/>
+          </w:tcPr>
+          <w:p>
+            <w:r>
+              <w:rPr/>
+              <w:t>Twelve-week management placement</w:t>
+            </w:r>
+          </w:p>
+        </w:tc>
+      </w:tr>
     </w:tbl>
     <w:p>
       <w:pPr>
@@ -570,7 +616,7 @@
     <w:p>
       <w:r>
         <w:rPr/>
-        <w:t>Students must pass all modules to progress and to be awarded. There is no honours classification for this award.</w:t>
+        <w:t>Students must pass all modules to progress and to be awarded. The honours classification is determined under Regulation D3 (Year 2 one third, Year 3 two thirds). A student who leaves after Year 2 having passed 240 credits is eligible for the Diploma of Higher Education as an exit award, which does not lead to registration.</w:t>
       </w:r>
     </w:p>
     <w:p>
